--- a/AIA_Architecte_Intelligence_Artificielle/Partages_jury/Bloc1_Gouvernance_donnees.docx
+++ b/AIA_Architecte_Intelligence_Artificielle/Partages_jury/Bloc1_Gouvernance_donnees.docx
@@ -242,23 +242,7 @@
             <w:b/>
             <w:bCs/>
           </w:rPr>
-          <w:t>Gi</w:t>
-        </w:r>
-        <w:r>
-          <w:rPr>
-            <w:rStyle w:val="Lienhypertexte"/>
-            <w:b/>
-            <w:bCs/>
-          </w:rPr>
-          <w:t>t</w:t>
-        </w:r>
-        <w:r>
-          <w:rPr>
-            <w:rStyle w:val="Lienhypertexte"/>
-            <w:b/>
-            <w:bCs/>
-          </w:rPr>
-          <w:t>hub</w:t>
+          <w:t>Github</w:t>
         </w:r>
         <w:proofErr w:type="spellEnd"/>
         <w:r>
@@ -347,7 +331,7 @@
           <w:b/>
           <w:bCs/>
         </w:rPr>
-        <w:instrText>HYPERLINK "https://drive.google.com/file/d/1Eobir7mbp_7nfQqSGVECLJJb0D0-PyhW/view?usp=drive_link"</w:instrText>
+        <w:instrText>HYPERLINK "https://drive.google.com/file/d/1DdGlxrWhHcjo116gGw_d7W-tFhQGFgKT/view?usp=drive_link"</w:instrText>
       </w:r>
       <w:r>
         <w:rPr>
@@ -1128,6 +1112,7 @@
   <w:style w:type="character" w:default="1" w:styleId="Policepardfaut">
     <w:name w:val="Default Paragraph Font"/>
     <w:uiPriority w:val="1"/>
+    <w:semiHidden/>
     <w:unhideWhenUsed/>
   </w:style>
   <w:style w:type="table" w:default="1" w:styleId="TableauNormal">
